--- a/roles/HONO_JD_Implementation_Head_Payroll.docx
+++ b/roles/HONO_JD_Implementation_Head_Payroll.docx
@@ -145,7 +145,7 @@
                 <w:sz w:val="19"/>
                 <w:szCs w:val="19"/>
               </w:rPr>
-              <w:t xml:space="preserve">10–15 years</w:t>
+              <w:t xml:space="preserve">5–7 years</w:t>
             </w:r>
           </w:p>
         </w:tc>
@@ -611,6 +611,43 @@
           <w:sz w:val="20"/>
           <w:szCs w:val="20"/>
         </w:rPr>
+        <w:t xml:space="preserve">WAYS OF WORKING — AI &amp; AUTOMATION</w:t>
+      </w:r>
+    </w:p>
+    <w:p>
+      <w:pPr>
+        <w:pStyle w:val="ListParagraph"/>
+        <w:numPr>
+          <w:ilvl w:val="0"/>
+          <w:numId w:val="2"/>
+        </w:numPr>
+        <w:spacing w:after="60"/>
+      </w:pPr>
+      <w:r>
+        <w:rPr>
+          <w:color w:val="1F2A44"/>
+          <w:sz w:val="20"/>
+          <w:szCs w:val="20"/>
+        </w:rPr>
+        <w:t xml:space="preserve">Champion an AI-first way of working — using tools like Claude and ChatGPT to accelerate payroll configuration, reconciliation checks, documentation and analysis, and driving automation across the module.</w:t>
+      </w:r>
+    </w:p>
+    <w:p>
+      <w:pPr>
+        <w:pBdr>
+          <w:bottom w:val="single" w:color="E8622B" w:sz="6" w:space="4"/>
+        </w:pBdr>
+        <w:spacing w:after="80" w:before="240"/>
+      </w:pPr>
+      <w:r>
+        <w:rPr>
+          <w:b/>
+          <w:bCs/>
+          <w:color w:val="E8622B"/>
+          <w:spacing w:val="20"/>
+          <w:sz w:val="20"/>
+          <w:szCs w:val="20"/>
+        </w:rPr>
         <w:t xml:space="preserve">ELIGIBILITY</w:t>
       </w:r>
     </w:p>
@@ -629,43 +666,61 @@
           <w:sz w:val="20"/>
           <w:szCs w:val="20"/>
         </w:rPr>
-        <w:t xml:space="preserve">7+ years implementing payroll for Southeast Asia.</w:t>
-      </w:r>
-    </w:p>
-    <w:p>
-      <w:pPr>
-        <w:pStyle w:val="ListParagraph"/>
-        <w:numPr>
-          <w:ilvl w:val="0"/>
-          <w:numId w:val="2"/>
-        </w:numPr>
-        <w:spacing w:after="60"/>
-      </w:pPr>
-      <w:r>
-        <w:rPr>
-          <w:color w:val="1F2A44"/>
-          <w:sz w:val="20"/>
-          <w:szCs w:val="20"/>
-        </w:rPr>
-        <w:t xml:space="preserve">Detailed understanding of payroll processes, compliance and taxation at international level.</w:t>
-      </w:r>
-    </w:p>
-    <w:p>
-      <w:pPr>
-        <w:pStyle w:val="ListParagraph"/>
-        <w:numPr>
-          <w:ilvl w:val="0"/>
-          <w:numId w:val="2"/>
-        </w:numPr>
-        <w:spacing w:after="60"/>
-      </w:pPr>
-      <w:r>
-        <w:rPr>
-          <w:color w:val="1F2A44"/>
-          <w:sz w:val="20"/>
-          <w:szCs w:val="20"/>
-        </w:rPr>
-        <w:t xml:space="preserve">Outstanding communication and leadership skills; willingness to travel.</w:t>
+        <w:t xml:space="preserve">5+ years implementing payroll in Southeast Asia, including some experience leading a team.</w:t>
+      </w:r>
+    </w:p>
+    <w:p>
+      <w:pPr>
+        <w:pStyle w:val="ListParagraph"/>
+        <w:numPr>
+          <w:ilvl w:val="0"/>
+          <w:numId w:val="2"/>
+        </w:numPr>
+        <w:spacing w:after="60"/>
+      </w:pPr>
+      <w:r>
+        <w:rPr>
+          <w:color w:val="1F2A44"/>
+          <w:sz w:val="20"/>
+          <w:szCs w:val="20"/>
+        </w:rPr>
+        <w:t xml:space="preserve">Solid understanding of payroll processes, compliance and taxation (Thailand / SEA).</w:t>
+      </w:r>
+    </w:p>
+    <w:p>
+      <w:pPr>
+        <w:pStyle w:val="ListParagraph"/>
+        <w:numPr>
+          <w:ilvl w:val="0"/>
+          <w:numId w:val="2"/>
+        </w:numPr>
+        <w:spacing w:after="60"/>
+      </w:pPr>
+      <w:r>
+        <w:rPr>
+          <w:color w:val="1F2A44"/>
+          <w:sz w:val="20"/>
+          <w:szCs w:val="20"/>
+        </w:rPr>
+        <w:t xml:space="preserve">Strong communication and leadership skills; willingness to travel.</w:t>
+      </w:r>
+    </w:p>
+    <w:p>
+      <w:pPr>
+        <w:pStyle w:val="ListParagraph"/>
+        <w:numPr>
+          <w:ilvl w:val="0"/>
+          <w:numId w:val="2"/>
+        </w:numPr>
+        <w:spacing w:after="60"/>
+      </w:pPr>
+      <w:r>
+        <w:rPr>
+          <w:color w:val="1F2A44"/>
+          <w:sz w:val="20"/>
+          <w:szCs w:val="20"/>
+        </w:rPr>
+        <w:t xml:space="preserve">A modern, AI-first mindset — comfortable using tools like Claude, ChatGPT and similar day-to-day to work faster and build simple automations. Curiosity to adopt new tools as the market advances.</w:t>
       </w:r>
     </w:p>
     <w:p>
